--- a/04_OFICIO_PDH_PLANTILLA.docx
+++ b/04_OFICIO_PDH_PLANTILLA.docx
@@ -13,22 +13,26 @@
       </w:pPr>
       <w:r>
         <w:rPr>
+          <w:rFonts w:ascii="Arial" w:hAnsi="Arial"/>
+          <w:b/>
           <w:noProof/>
-          <w:lang w:val="es-SV" w:eastAsia="es-SV"/>
+          <w:sz w:val="18"/>
+          <w:szCs w:val="18"/>
+          <w:lang w:val="es-SV"/>
         </w:rPr>
         <w:drawing>
-          <wp:anchor distT="0" distB="0" distL="114300" distR="114300" simplePos="0" relativeHeight="251659264" behindDoc="1" locked="0" layoutInCell="1" allowOverlap="1" wp14:anchorId="0BFF6477" wp14:editId="03B69115">
+          <wp:anchor distT="0" distB="0" distL="114300" distR="114300" simplePos="0" relativeHeight="251660800" behindDoc="0" locked="0" layoutInCell="1" allowOverlap="1" wp14:anchorId="2BA1E5EC" wp14:editId="00F66F14">
             <wp:simplePos x="0" y="0"/>
             <wp:positionH relativeFrom="column">
-              <wp:posOffset>4589145</wp:posOffset>
+              <wp:posOffset>4305300</wp:posOffset>
             </wp:positionH>
             <wp:positionV relativeFrom="paragraph">
-              <wp:posOffset>-542290</wp:posOffset>
+              <wp:posOffset>-697230</wp:posOffset>
             </wp:positionV>
-            <wp:extent cx="1262380" cy="542290"/>
-            <wp:effectExtent l="0" t="0" r="0" b="0"/>
-            <wp:wrapNone/>
-            <wp:docPr id="1724305034" name="Imagen 2" descr="C:\Users\usuario 8171\Documents\ADMINISTRACION\MEMOS\image001 (1).png"/>
+            <wp:extent cx="1633220" cy="797560"/>
+            <wp:effectExtent l="0" t="0" r="5080" b="2540"/>
+            <wp:wrapTopAndBottom/>
+            <wp:docPr id="1648350153" name="Imagen 1"/>
             <wp:cNvGraphicFramePr>
               <a:graphicFrameLocks xmlns:a="http://schemas.openxmlformats.org/drawingml/2006/main" noChangeAspect="1"/>
             </wp:cNvGraphicFramePr>
@@ -36,7 +40,7 @@
               <a:graphicData uri="http://schemas.openxmlformats.org/drawingml/2006/picture">
                 <pic:pic xmlns:pic="http://schemas.openxmlformats.org/drawingml/2006/picture">
                   <pic:nvPicPr>
-                    <pic:cNvPr id="0" name="Imagen 1" descr="C:\Users\usuario 8171\Documents\ADMINISTRACION\MEMOS\image001 (1).png"/>
+                    <pic:cNvPr id="0" name="Imagen 3"/>
                     <pic:cNvPicPr>
                       <a:picLocks noChangeAspect="1" noChangeArrowheads="1"/>
                     </pic:cNvPicPr>
@@ -49,7 +53,7 @@
                         </a:ext>
                       </a:extLst>
                     </a:blip>
-                    <a:srcRect/>
+                    <a:srcRect l="4303" t="9856" r="3378" b="10828"/>
                     <a:stretch>
                       <a:fillRect/>
                     </a:stretch>
@@ -57,7 +61,7 @@
                   <pic:spPr bwMode="auto">
                     <a:xfrm>
                       <a:off x="0" y="0"/>
-                      <a:ext cx="1262380" cy="542290"/>
+                      <a:ext cx="1633220" cy="797560"/>
                     </a:xfrm>
                     <a:prstGeom prst="rect">
                       <a:avLst/>
@@ -70,10 +74,10 @@
                 </pic:pic>
               </a:graphicData>
             </a:graphic>
-            <wp14:sizeRelH relativeFrom="page">
+            <wp14:sizeRelH relativeFrom="margin">
               <wp14:pctWidth>0</wp14:pctWidth>
             </wp14:sizeRelH>
-            <wp14:sizeRelV relativeFrom="page">
+            <wp14:sizeRelV relativeFrom="margin">
               <wp14:pctHeight>0</wp14:pctHeight>
             </wp14:sizeRelV>
           </wp:anchor>
@@ -85,7 +89,7 @@
           <w:lang w:val="es-SV" w:eastAsia="es-SV"/>
         </w:rPr>
         <w:drawing>
-          <wp:anchor distT="0" distB="0" distL="114300" distR="114300" simplePos="0" relativeHeight="251657216" behindDoc="0" locked="0" layoutInCell="1" allowOverlap="1" wp14:anchorId="3AC75653" wp14:editId="1328DC8F">
+          <wp:anchor distT="0" distB="0" distL="114300" distR="114300" simplePos="0" relativeHeight="251656704" behindDoc="0" locked="0" layoutInCell="1" allowOverlap="1" wp14:anchorId="3AC75653" wp14:editId="7DFC750E">
             <wp:simplePos x="0" y="0"/>
             <wp:positionH relativeFrom="column">
               <wp:posOffset>-28575</wp:posOffset>
@@ -219,6 +223,7 @@
         <w:spacing w:after="240"/>
         <w:jc w:val="right"/>
         <w:rPr>
+          <w:rFonts w:ascii="Arial" w:hAnsi="Arial"/>
           <w:sz w:val="24"/>
           <w:szCs w:val="24"/>
           <w:lang w:val="es-SV"/>
@@ -296,14 +301,18 @@
     </w:p>
     <w:p>
       <w:pPr>
-        <w:spacing w:after="360"/>
+        <w:spacing w:after="240"/>
+        <w:jc w:val="right"/>
         <w:rPr>
           <w:sz w:val="24"/>
           <w:szCs w:val="24"/>
           <w:lang w:val="es-SV"/>
         </w:rPr>
       </w:pPr>
-      <w:r>
+    </w:p>
+    <w:p>
+      <w:pPr>
+        <w:spacing w:after="240"/>
         <w:rPr>
           <w:rFonts w:ascii="Arial" w:hAnsi="Arial"/>
           <w:b/>
@@ -311,8 +320,7 @@
           <w:szCs w:val="24"/>
           <w:lang w:val="es-SV"/>
         </w:rPr>
-        <w:t xml:space="preserve">OFICIO No. </w:t>
-      </w:r>
+      </w:pPr>
       <w:proofErr w:type="gramStart"/>
       <w:r>
         <w:rPr>
@@ -333,7 +341,7 @@
           <w:szCs w:val="24"/>
           <w:lang w:val="es-SV"/>
         </w:rPr>
-        <w:t>numero</w:t>
+        <w:t>codigo</w:t>
       </w:r>
       <w:proofErr w:type="gramEnd"/>
       <w:r>
@@ -355,7 +363,7 @@
           <w:szCs w:val="24"/>
           <w:lang w:val="es-SV"/>
         </w:rPr>
-        <w:t>oficio</w:t>
+        <w:t>expediente</w:t>
       </w:r>
       <w:proofErr w:type="spellEnd"/>
       <w:r>
@@ -379,16 +387,16 @@
         </w:rPr>
         <w:t>}</w:t>
       </w:r>
-    </w:p>
-    <w:p>
-      <w:pPr>
-        <w:spacing w:after="240"/>
+      <w:r>
         <w:rPr>
+          <w:rFonts w:ascii="Arial" w:hAnsi="Arial"/>
+          <w:b/>
           <w:sz w:val="24"/>
           <w:szCs w:val="24"/>
           <w:lang w:val="es-SV"/>
         </w:rPr>
-      </w:pPr>
+        <w:t xml:space="preserve">                                                                                                </w:t>
+      </w:r>
       <w:r>
         <w:rPr>
           <w:rFonts w:ascii="Arial" w:hAnsi="Arial"/>

--- a/04_OFICIO_PDH_PLANTILLA.docx
+++ b/04_OFICIO_PDH_PLANTILLA.docx
@@ -46,7 +46,7 @@
                     </pic:cNvPicPr>
                   </pic:nvPicPr>
                   <pic:blipFill>
-                    <a:blip r:embed="rId6">
+                    <a:blip r:embed="rId8">
                       <a:extLst>
                         <a:ext uri="{28A0092B-C50C-407E-A947-70E740481C1C}">
                           <a14:useLocalDpi xmlns:a14="http://schemas.microsoft.com/office/drawing/2010/main" val="0"/>
@@ -114,7 +114,7 @@
                     </pic:cNvPicPr>
                   </pic:nvPicPr>
                   <pic:blipFill>
-                    <a:blip r:embed="rId7">
+                    <a:blip r:embed="rId9">
                       <a:extLst>
                         <a:ext uri="{28A0092B-C50C-407E-A947-70E740481C1C}">
                           <a14:useLocalDpi xmlns:a14="http://schemas.microsoft.com/office/drawing/2010/main" val="0"/>
@@ -385,17 +385,7 @@
           <w:szCs w:val="24"/>
           <w:lang w:val="es-SV"/>
         </w:rPr>
-        <w:t>}</w:t>
-      </w:r>
-      <w:r>
-        <w:rPr>
-          <w:rFonts w:ascii="Arial" w:hAnsi="Arial"/>
-          <w:b/>
-          <w:sz w:val="24"/>
-          <w:szCs w:val="24"/>
-          <w:lang w:val="es-SV"/>
-        </w:rPr>
-        <w:t xml:space="preserve">                                                                                                </w:t>
+        <w:t xml:space="preserve">}                                                                                                </w:t>
       </w:r>
       <w:r>
         <w:rPr>
@@ -1303,13 +1293,179 @@
       </w:r>
     </w:p>
     <w:sectPr>
+      <w:headerReference w:type="default" r:id="rId10"/>
       <w:pgSz w:w="12240" w:h="15840"/>
-      <w:pgMar w:top="1440" w:right="1440" w:bottom="1440" w:left="1440" w:header="720" w:footer="720" w:gutter="0"/>
+      <w:pgMar w:top="1440" w:right="1440" w:bottom="1440" w:left="1440" w:header="426" w:footer="720" w:gutter="0"/>
       <w:cols w:space="720"/>
       <w:docGrid w:linePitch="360"/>
     </w:sectPr>
   </w:body>
 </w:document>
+</file>
+
+<file path=word/endnotes.xml><?xml version="1.0" encoding="utf-8"?>
+<w:endnotes xmlns:wpc="http://schemas.microsoft.com/office/word/2010/wordprocessingCanvas" xmlns:cx="http://schemas.microsoft.com/office/drawing/2014/chartex" xmlns:cx1="http://schemas.microsoft.com/office/drawing/2015/9/8/chartex" xmlns:cx2="http://schemas.microsoft.com/office/drawing/2015/10/21/chartex" xmlns:cx3="http://schemas.microsoft.com/office/drawing/2016/5/9/chartex" xmlns:cx4="http://schemas.microsoft.com/office/drawing/2016/5/10/chartex" xmlns:cx5="http://schemas.microsoft.com/office/drawing/2016/5/11/chartex" xmlns:cx6="http://schemas.microsoft.com/office/drawing/2016/5/12/chartex" xmlns:cx7="http://schemas.microsoft.com/office/drawing/2016/5/13/chartex" xmlns:cx8="http://schemas.microsoft.com/office/drawing/2016/5/14/chartex" xmlns:mc="http://schemas.openxmlformats.org/markup-compatibility/2006" xmlns:aink="http://schemas.microsoft.com/office/drawing/2016/ink" xmlns:am3d="http://schemas.microsoft.com/office/drawing/2017/model3d" xmlns:o="urn:schemas-microsoft-com:office:office" xmlns:oel="http://schemas.microsoft.com/office/2019/extlst" xmlns:r="http://schemas.openxmlformats.org/officeDocument/2006/relationships" xmlns:m="http://schemas.openxmlformats.org/officeDocument/2006/math" xmlns:v="urn:schemas-microsoft-com:vml" xmlns:wp14="http://schemas.microsoft.com/office/word/2010/wordprocessingDrawing" xmlns:wp="http://schemas.openxmlformats.org/drawingml/2006/wordprocessingDrawing" xmlns:w10="urn:schemas-microsoft-com:office:word" xmlns:w="http://schemas.openxmlformats.org/wordprocessingml/2006/main" xmlns:w14="http://schemas.microsoft.com/office/word/2010/wordml" xmlns:w15="http://schemas.microsoft.com/office/word/2012/wordml" xmlns:w16cex="http://schemas.microsoft.com/office/word/2018/wordml/cex" xmlns:w16cid="http://schemas.microsoft.com/office/word/2016/wordml/cid" xmlns:w16="http://schemas.microsoft.com/office/word/2018/wordml" xmlns:w16du="http://schemas.microsoft.com/office/word/2023/wordml/word16du" xmlns:w16sdtdh="http://schemas.microsoft.com/office/word/2020/wordml/sdtdatahash" xmlns:w16sdtfl="http://schemas.microsoft.com/office/word/2024/wordml/sdtformatlock" xmlns:w16se="http://schemas.microsoft.com/office/word/2015/wordml/symex" xmlns:wpg="http://schemas.microsoft.com/office/word/2010/wordprocessingGroup" xmlns:wpi="http://schemas.microsoft.com/office/word/2010/wordprocessingInk" xmlns:wne="http://schemas.microsoft.com/office/word/2006/wordml" xmlns:wps="http://schemas.microsoft.com/office/word/2010/wordprocessingShape" mc:Ignorable="w14 w15 w16se w16cid w16 w16cex w16sdtdh w16sdtfl w16du wp14">
+  <w:endnote w:type="separator" w:id="-1">
+    <w:p>
+      <w:pPr>
+        <w:spacing w:after="0" w:line="240" w:lineRule="auto"/>
+      </w:pPr>
+      <w:r>
+        <w:separator/>
+      </w:r>
+    </w:p>
+  </w:endnote>
+  <w:endnote w:type="continuationSeparator" w:id="0">
+    <w:p>
+      <w:pPr>
+        <w:spacing w:after="0" w:line="240" w:lineRule="auto"/>
+      </w:pPr>
+      <w:r>
+        <w:continuationSeparator/>
+      </w:r>
+    </w:p>
+  </w:endnote>
+</w:endnotes>
+</file>
+
+<file path=word/footnotes.xml><?xml version="1.0" encoding="utf-8"?>
+<w:footnotes xmlns:wpc="http://schemas.microsoft.com/office/word/2010/wordprocessingCanvas" xmlns:cx="http://schemas.microsoft.com/office/drawing/2014/chartex" xmlns:cx1="http://schemas.microsoft.com/office/drawing/2015/9/8/chartex" xmlns:cx2="http://schemas.microsoft.com/office/drawing/2015/10/21/chartex" xmlns:cx3="http://schemas.microsoft.com/office/drawing/2016/5/9/chartex" xmlns:cx4="http://schemas.microsoft.com/office/drawing/2016/5/10/chartex" xmlns:cx5="http://schemas.microsoft.com/office/drawing/2016/5/11/chartex" xmlns:cx6="http://schemas.microsoft.com/office/drawing/2016/5/12/chartex" xmlns:cx7="http://schemas.microsoft.com/office/drawing/2016/5/13/chartex" xmlns:cx8="http://schemas.microsoft.com/office/drawing/2016/5/14/chartex" xmlns:mc="http://schemas.openxmlformats.org/markup-compatibility/2006" xmlns:aink="http://schemas.microsoft.com/office/drawing/2016/ink" xmlns:am3d="http://schemas.microsoft.com/office/drawing/2017/model3d" xmlns:o="urn:schemas-microsoft-com:office:office" xmlns:oel="http://schemas.microsoft.com/office/2019/extlst" xmlns:r="http://schemas.openxmlformats.org/officeDocument/2006/relationships" xmlns:m="http://schemas.openxmlformats.org/officeDocument/2006/math" xmlns:v="urn:schemas-microsoft-com:vml" xmlns:wp14="http://schemas.microsoft.com/office/word/2010/wordprocessingDrawing" xmlns:wp="http://schemas.openxmlformats.org/drawingml/2006/wordprocessingDrawing" xmlns:w10="urn:schemas-microsoft-com:office:word" xmlns:w="http://schemas.openxmlformats.org/wordprocessingml/2006/main" xmlns:w14="http://schemas.microsoft.com/office/word/2010/wordml" xmlns:w15="http://schemas.microsoft.com/office/word/2012/wordml" xmlns:w16cex="http://schemas.microsoft.com/office/word/2018/wordml/cex" xmlns:w16cid="http://schemas.microsoft.com/office/word/2016/wordml/cid" xmlns:w16="http://schemas.microsoft.com/office/word/2018/wordml" xmlns:w16du="http://schemas.microsoft.com/office/word/2023/wordml/word16du" xmlns:w16sdtdh="http://schemas.microsoft.com/office/word/2020/wordml/sdtdatahash" xmlns:w16sdtfl="http://schemas.microsoft.com/office/word/2024/wordml/sdtformatlock" xmlns:w16se="http://schemas.microsoft.com/office/word/2015/wordml/symex" xmlns:wpg="http://schemas.microsoft.com/office/word/2010/wordprocessingGroup" xmlns:wpi="http://schemas.microsoft.com/office/word/2010/wordprocessingInk" xmlns:wne="http://schemas.microsoft.com/office/word/2006/wordml" xmlns:wps="http://schemas.microsoft.com/office/word/2010/wordprocessingShape" mc:Ignorable="w14 w15 w16se w16cid w16 w16cex w16sdtdh w16sdtfl w16du wp14">
+  <w:footnote w:type="separator" w:id="-1">
+    <w:p>
+      <w:pPr>
+        <w:spacing w:after="0" w:line="240" w:lineRule="auto"/>
+      </w:pPr>
+      <w:r>
+        <w:separator/>
+      </w:r>
+    </w:p>
+  </w:footnote>
+  <w:footnote w:type="continuationSeparator" w:id="0">
+    <w:p>
+      <w:pPr>
+        <w:spacing w:after="0" w:line="240" w:lineRule="auto"/>
+      </w:pPr>
+      <w:r>
+        <w:continuationSeparator/>
+      </w:r>
+    </w:p>
+  </w:footnote>
+</w:footnotes>
+</file>
+
+<file path=word/header1.xml><?xml version="1.0" encoding="utf-8"?>
+<w:hdr xmlns:wpc="http://schemas.microsoft.com/office/word/2010/wordprocessingCanvas" xmlns:cx="http://schemas.microsoft.com/office/drawing/2014/chartex" xmlns:cx1="http://schemas.microsoft.com/office/drawing/2015/9/8/chartex" xmlns:cx2="http://schemas.microsoft.com/office/drawing/2015/10/21/chartex" xmlns:cx3="http://schemas.microsoft.com/office/drawing/2016/5/9/chartex" xmlns:cx4="http://schemas.microsoft.com/office/drawing/2016/5/10/chartex" xmlns:cx5="http://schemas.microsoft.com/office/drawing/2016/5/11/chartex" xmlns:cx6="http://schemas.microsoft.com/office/drawing/2016/5/12/chartex" xmlns:cx7="http://schemas.microsoft.com/office/drawing/2016/5/13/chartex" xmlns:cx8="http://schemas.microsoft.com/office/drawing/2016/5/14/chartex" xmlns:mc="http://schemas.openxmlformats.org/markup-compatibility/2006" xmlns:aink="http://schemas.microsoft.com/office/drawing/2016/ink" xmlns:am3d="http://schemas.microsoft.com/office/drawing/2017/model3d" xmlns:o="urn:schemas-microsoft-com:office:office" xmlns:oel="http://schemas.microsoft.com/office/2019/extlst" xmlns:r="http://schemas.openxmlformats.org/officeDocument/2006/relationships" xmlns:m="http://schemas.openxmlformats.org/officeDocument/2006/math" xmlns:v="urn:schemas-microsoft-com:vml" xmlns:wp14="http://schemas.microsoft.com/office/word/2010/wordprocessingDrawing" xmlns:wp="http://schemas.openxmlformats.org/drawingml/2006/wordprocessingDrawing" xmlns:w10="urn:schemas-microsoft-com:office:word" xmlns:w="http://schemas.openxmlformats.org/wordprocessingml/2006/main" xmlns:w14="http://schemas.microsoft.com/office/word/2010/wordml" xmlns:w15="http://schemas.microsoft.com/office/word/2012/wordml" xmlns:w16cex="http://schemas.microsoft.com/office/word/2018/wordml/cex" xmlns:w16cid="http://schemas.microsoft.com/office/word/2016/wordml/cid" xmlns:w16="http://schemas.microsoft.com/office/word/2018/wordml" xmlns:w16du="http://schemas.microsoft.com/office/word/2023/wordml/word16du" xmlns:w16sdtdh="http://schemas.microsoft.com/office/word/2020/wordml/sdtdatahash" xmlns:w16sdtfl="http://schemas.microsoft.com/office/word/2024/wordml/sdtformatlock" xmlns:w16se="http://schemas.microsoft.com/office/word/2015/wordml/symex" xmlns:wpg="http://schemas.microsoft.com/office/word/2010/wordprocessingGroup" xmlns:wpi="http://schemas.microsoft.com/office/word/2010/wordprocessingInk" xmlns:wne="http://schemas.microsoft.com/office/word/2006/wordml" xmlns:wps="http://schemas.microsoft.com/office/word/2010/wordprocessingShape" mc:Ignorable="w14 w15 w16se w16cid w16 w16cex w16sdtdh w16sdtfl w16du wp14">
+  <w:p>
+    <w:pPr>
+      <w:pStyle w:val="Encabezado"/>
+      <w:ind w:left="2160"/>
+      <w:rPr>
+        <w:lang w:val="es-SV"/>
+      </w:rPr>
+    </w:pPr>
+    <w:proofErr w:type="gramStart"/>
+    <w:r>
+      <w:rPr>
+        <w:lang w:val="es-SV"/>
+      </w:rPr>
+      <w:t xml:space="preserve">{{ </w:t>
+    </w:r>
+    <w:proofErr w:type="spellStart"/>
+    <w:r>
+      <w:rPr>
+        <w:lang w:val="es-SV"/>
+      </w:rPr>
+      <w:t>nombre</w:t>
+    </w:r>
+    <w:proofErr w:type="gramEnd"/>
+    <w:r>
+      <w:rPr>
+        <w:lang w:val="es-SV"/>
+      </w:rPr>
+      <w:t>_</w:t>
+    </w:r>
+    <w:proofErr w:type="gramStart"/>
+    <w:r>
+      <w:rPr>
+        <w:lang w:val="es-SV"/>
+      </w:rPr>
+      <w:t>investigador</w:t>
+    </w:r>
+    <w:proofErr w:type="spellEnd"/>
+    <w:r>
+      <w:rPr>
+        <w:lang w:val="es-SV"/>
+      </w:rPr>
+      <w:t xml:space="preserve"> }</w:t>
+    </w:r>
+    <w:proofErr w:type="gramEnd"/>
+    <w:r>
+      <w:rPr>
+        <w:lang w:val="es-SV"/>
+      </w:rPr>
+      <w:t>}</w:t>
+    </w:r>
+  </w:p>
+  <w:p>
+    <w:pPr>
+      <w:pStyle w:val="Encabezado"/>
+      <w:ind w:left="2160"/>
+      <w:rPr>
+        <w:lang w:val="es-SV"/>
+      </w:rPr>
+    </w:pPr>
+    <w:proofErr w:type="gramStart"/>
+    <w:r>
+      <w:rPr>
+        <w:lang w:val="es-SV"/>
+      </w:rPr>
+      <w:t xml:space="preserve">{{ </w:t>
+    </w:r>
+    <w:proofErr w:type="spellStart"/>
+    <w:r>
+      <w:rPr>
+        <w:lang w:val="es-SV"/>
+      </w:rPr>
+      <w:t>codigo</w:t>
+    </w:r>
+    <w:proofErr w:type="gramEnd"/>
+    <w:r>
+      <w:rPr>
+        <w:lang w:val="es-SV"/>
+      </w:rPr>
+      <w:t>_</w:t>
+    </w:r>
+    <w:proofErr w:type="gramStart"/>
+    <w:r>
+      <w:rPr>
+        <w:lang w:val="es-SV"/>
+      </w:rPr>
+      <w:t>sati</w:t>
+    </w:r>
+    <w:proofErr w:type="spellEnd"/>
+    <w:r>
+      <w:rPr>
+        <w:lang w:val="es-SV"/>
+      </w:rPr>
+      <w:t xml:space="preserve"> }</w:t>
+    </w:r>
+    <w:proofErr w:type="gramEnd"/>
+    <w:r>
+      <w:rPr>
+        <w:lang w:val="es-SV"/>
+      </w:rPr>
+      <w:t>}</w:t>
+    </w:r>
+  </w:p>
+  <w:p>
+    <w:pPr>
+      <w:pStyle w:val="Encabezado"/>
+      <w:tabs>
+        <w:tab w:val="left" w:pos="2268"/>
+      </w:tabs>
+    </w:pPr>
+  </w:p>
+</w:hdr>
 </file>
 
 <file path=word/numbering.xml><?xml version="1.0" encoding="utf-8"?>

--- a/04_OFICIO_PDH_PLANTILLA.docx
+++ b/04_OFICIO_PDH_PLANTILLA.docx
@@ -236,17 +236,7 @@
           <w:szCs w:val="24"/>
           <w:lang w:val="es-SV"/>
         </w:rPr>
-        <w:t xml:space="preserve">Cantón Punta Remedios, </w:t>
-      </w:r>
-      <w:proofErr w:type="gramStart"/>
-      <w:r>
-        <w:rPr>
-          <w:rFonts w:ascii="Arial" w:hAnsi="Arial"/>
-          <w:sz w:val="24"/>
-          <w:szCs w:val="24"/>
-          <w:lang w:val="es-SV"/>
-        </w:rPr>
-        <w:t xml:space="preserve">{{ </w:t>
+        <w:t xml:space="preserve">Cantón Punta Remedios, {{ </w:t>
       </w:r>
       <w:proofErr w:type="spellStart"/>
       <w:r>
@@ -256,27 +246,7 @@
           <w:szCs w:val="24"/>
           <w:lang w:val="es-SV"/>
         </w:rPr>
-        <w:t>fecha</w:t>
-      </w:r>
-      <w:proofErr w:type="gramEnd"/>
-      <w:r>
-        <w:rPr>
-          <w:rFonts w:ascii="Arial" w:hAnsi="Arial"/>
-          <w:sz w:val="24"/>
-          <w:szCs w:val="24"/>
-          <w:lang w:val="es-SV"/>
-        </w:rPr>
-        <w:t>_</w:t>
-      </w:r>
-      <w:proofErr w:type="gramStart"/>
-      <w:r>
-        <w:rPr>
-          <w:rFonts w:ascii="Arial" w:hAnsi="Arial"/>
-          <w:sz w:val="24"/>
-          <w:szCs w:val="24"/>
-          <w:lang w:val="es-SV"/>
-        </w:rPr>
-        <w:t>oficio</w:t>
+        <w:t>fecha_oficio</w:t>
       </w:r>
       <w:proofErr w:type="spellEnd"/>
       <w:r>
@@ -286,17 +256,7 @@
           <w:szCs w:val="24"/>
           <w:lang w:val="es-SV"/>
         </w:rPr>
-        <w:t xml:space="preserve"> }</w:t>
-      </w:r>
-      <w:proofErr w:type="gramEnd"/>
-      <w:r>
-        <w:rPr>
-          <w:rFonts w:ascii="Arial" w:hAnsi="Arial"/>
-          <w:sz w:val="24"/>
-          <w:szCs w:val="24"/>
-          <w:lang w:val="es-SV"/>
-        </w:rPr>
-        <w:t>}</w:t>
+        <w:t xml:space="preserve"> }}</w:t>
       </w:r>
     </w:p>
     <w:p>
@@ -321,6 +281,16 @@
           <w:lang w:val="es-SV"/>
         </w:rPr>
       </w:pPr>
+      <w:r>
+        <w:rPr>
+          <w:rFonts w:ascii="Arial" w:hAnsi="Arial"/>
+          <w:b/>
+          <w:sz w:val="24"/>
+          <w:szCs w:val="24"/>
+          <w:lang w:val="es-SV"/>
+        </w:rPr>
+        <w:t>PNC.SO.112.3.4/n1</w:t>
+      </w:r>
       <w:proofErr w:type="gramStart"/>
       <w:r>
         <w:rPr>
@@ -330,7 +300,7 @@
           <w:szCs w:val="24"/>
           <w:lang w:val="es-SV"/>
         </w:rPr>
-        <w:t xml:space="preserve">{{ </w:t>
+        <w:t xml:space="preserve">-{{ </w:t>
       </w:r>
       <w:proofErr w:type="spellStart"/>
       <w:r>
@@ -385,7 +355,7 @@
           <w:szCs w:val="24"/>
           <w:lang w:val="es-SV"/>
         </w:rPr>
-        <w:t xml:space="preserve">}                                                                                                </w:t>
+        <w:t xml:space="preserve">}                                                                                             </w:t>
       </w:r>
       <w:r>
         <w:rPr>
